--- a/Manual-Testing/02_Requirement_Analysis/Requirement_Analysis_OrangeHRM.docx
+++ b/Manual-Testing/02_Requirement_Analysis/Requirement_Analysis_OrangeHRM.docx
@@ -4,30 +4,12 @@
   <w:body>
     <w:p>
       <w:pPr>
+        <w:jc w:val="center"/>
         <w:rPr>
           <w:b/>
           <w:bCs/>
           <w:sz w:val="32"/>
           <w:szCs w:val="32"/>
-        </w:rPr>
-      </w:pPr>
-      <w:r>
-        <w:rPr>
-          <w:b/>
-          <w:bCs/>
-          <w:sz w:val="32"/>
-          <w:szCs w:val="32"/>
-        </w:rPr>
-        <w:t>Title:</w:t>
-      </w:r>
-    </w:p>
-    <w:p>
-      <w:pPr>
-        <w:rPr>
-          <w:color w:val="EE0000"/>
-          <w:sz w:val="32"/>
-          <w:szCs w:val="32"/>
-          <w:u w:val="single" w:color="000000" w:themeColor="text1"/>
         </w:rPr>
       </w:pPr>
       <w:r>
@@ -39,21 +21,8 @@
           <w:szCs w:val="32"/>
           <w:u w:val="single" w:color="000000" w:themeColor="text1"/>
         </w:rPr>
-        <w:t xml:space="preserve">Requirement Analysis Document – </w:t>
-      </w:r>
-      <w:proofErr w:type="spellStart"/>
-      <w:r>
-        <w:rPr>
-          <w:b/>
-          <w:bCs/>
-          <w:color w:val="EE0000"/>
-          <w:sz w:val="32"/>
-          <w:szCs w:val="32"/>
-          <w:u w:val="single" w:color="000000" w:themeColor="text1"/>
-        </w:rPr>
-        <w:t>OrangeHRM</w:t>
-      </w:r>
-      <w:proofErr w:type="spellEnd"/>
+        <w:t>Requirement Analysis Document – OrangeHRM</w:t>
+      </w:r>
     </w:p>
     <w:p>
       <w:pPr>
@@ -71,13 +40,8 @@
       </w:r>
     </w:p>
     <w:p>
-      <w:proofErr w:type="spellStart"/>
-      <w:r>
-        <w:t>OrangeHRM</w:t>
-      </w:r>
-      <w:proofErr w:type="spellEnd"/>
-      <w:r>
-        <w:t xml:space="preserve"> is a web-based </w:t>
+      <w:r>
+        <w:t xml:space="preserve">OrangeHRM is a web-based </w:t>
       </w:r>
       <w:r>
         <w:t>h</w:t>
@@ -111,7 +75,79 @@
           <w:b/>
           <w:bCs/>
         </w:rPr>
-        <w:t>2. Application Details</w:t>
+        <w:t>2. Objective</w:t>
+      </w:r>
+    </w:p>
+    <w:p>
+      <w:r>
+        <w:t>The objective of this document is to:</w:t>
+      </w:r>
+    </w:p>
+    <w:p>
+      <w:pPr>
+        <w:numPr>
+          <w:ilvl w:val="0"/>
+          <w:numId w:val="5"/>
+        </w:numPr>
+      </w:pPr>
+      <w:r>
+        <w:t>Understand application functionalities</w:t>
+      </w:r>
+    </w:p>
+    <w:p>
+      <w:pPr>
+        <w:numPr>
+          <w:ilvl w:val="0"/>
+          <w:numId w:val="5"/>
+        </w:numPr>
+      </w:pPr>
+      <w:r>
+        <w:t>Identify modules for testing</w:t>
+      </w:r>
+    </w:p>
+    <w:p>
+      <w:pPr>
+        <w:numPr>
+          <w:ilvl w:val="0"/>
+          <w:numId w:val="5"/>
+        </w:numPr>
+      </w:pPr>
+      <w:r>
+        <w:t>Define user roles and system behaviour</w:t>
+      </w:r>
+    </w:p>
+    <w:p>
+      <w:pPr>
+        <w:numPr>
+          <w:ilvl w:val="0"/>
+          <w:numId w:val="5"/>
+        </w:numPr>
+      </w:pPr>
+      <w:r>
+        <w:t>Serve as a base for test scenario and test case design</w:t>
+      </w:r>
+    </w:p>
+    <w:p/>
+    <w:p>
+      <w:pPr>
+        <w:rPr>
+          <w:b/>
+          <w:bCs/>
+        </w:rPr>
+      </w:pPr>
+      <w:r>
+        <w:rPr>
+          <w:b/>
+          <w:bCs/>
+        </w:rPr>
+        <w:t>3</w:t>
+      </w:r>
+      <w:r>
+        <w:rPr>
+          <w:b/>
+          <w:bCs/>
+        </w:rPr>
+        <w:t>. Application Details</w:t>
       </w:r>
     </w:p>
     <w:p>
@@ -122,13 +158,8 @@
         </w:numPr>
       </w:pPr>
       <w:r>
-        <w:t xml:space="preserve">Application Name: </w:t>
-      </w:r>
-      <w:proofErr w:type="spellStart"/>
-      <w:r>
-        <w:t>OrangeHRM</w:t>
-      </w:r>
-      <w:proofErr w:type="spellEnd"/>
+        <w:t>Application Name: OrangeHRM</w:t>
+      </w:r>
     </w:p>
     <w:p>
       <w:pPr>
@@ -162,12 +193,12 @@
       <w:r>
         <w:t xml:space="preserve">URL: </w:t>
       </w:r>
-      <w:hyperlink r:id="rId5" w:tgtFrame="_new" w:history="1">
+      <w:hyperlink r:id="rId5" w:history="1">
         <w:r>
           <w:rPr>
             <w:rStyle w:val="Hyperlink"/>
           </w:rPr>
-          <w:t>https://opensource-demo.orangehrmlive.com</w:t>
+          <w:t>https://opensource-demo.orangehrmlive.com/web/index.php/auth/login</w:t>
         </w:r>
       </w:hyperlink>
     </w:p>
@@ -189,12 +220,27 @@
           <w:bCs/>
         </w:rPr>
       </w:pPr>
-      <w:r>
+    </w:p>
+    <w:p>
+      <w:pPr>
         <w:rPr>
           <w:b/>
           <w:bCs/>
         </w:rPr>
-        <w:t>3. Modules Covered</w:t>
+      </w:pPr>
+      <w:r>
+        <w:rPr>
+          <w:b/>
+          <w:bCs/>
+        </w:rPr>
+        <w:t>4</w:t>
+      </w:r>
+      <w:r>
+        <w:rPr>
+          <w:b/>
+          <w:bCs/>
+        </w:rPr>
+        <w:t>. Modules Covered</w:t>
       </w:r>
     </w:p>
     <w:p>
@@ -270,12 +316,27 @@
           <w:bCs/>
         </w:rPr>
       </w:pPr>
-      <w:r>
+    </w:p>
+    <w:p>
+      <w:pPr>
         <w:rPr>
           <w:b/>
           <w:bCs/>
         </w:rPr>
-        <w:t>4. User Roles Identified</w:t>
+      </w:pPr>
+      <w:r>
+        <w:rPr>
+          <w:b/>
+          <w:bCs/>
+        </w:rPr>
+        <w:t>5</w:t>
+      </w:r>
+      <w:r>
+        <w:rPr>
+          <w:b/>
+          <w:bCs/>
+        </w:rPr>
+        <w:t>. User Roles Identified</w:t>
       </w:r>
     </w:p>
     <w:p>
@@ -297,10 +358,204 @@
         </w:numPr>
       </w:pPr>
       <w:r>
-        <w:t>Employee User</w:t>
-      </w:r>
-    </w:p>
-    <w:p/>
+        <w:t>Employee Use</w:t>
+      </w:r>
+      <w:r>
+        <w:t>r</w:t>
+      </w:r>
+    </w:p>
+    <w:p>
+      <w:pPr>
+        <w:rPr>
+          <w:b/>
+          <w:bCs/>
+        </w:rPr>
+      </w:pPr>
+    </w:p>
+    <w:p>
+      <w:pPr>
+        <w:rPr>
+          <w:b/>
+          <w:bCs/>
+        </w:rPr>
+      </w:pPr>
+      <w:r>
+        <w:rPr>
+          <w:b/>
+          <w:bCs/>
+        </w:rPr>
+        <w:lastRenderedPageBreak/>
+        <w:t>6. Assumptions</w:t>
+      </w:r>
+    </w:p>
+    <w:p>
+      <w:pPr>
+        <w:numPr>
+          <w:ilvl w:val="0"/>
+          <w:numId w:val="4"/>
+        </w:numPr>
+      </w:pPr>
+      <w:r>
+        <w:t>Application is accessible via internet</w:t>
+      </w:r>
+    </w:p>
+    <w:p>
+      <w:pPr>
+        <w:numPr>
+          <w:ilvl w:val="0"/>
+          <w:numId w:val="4"/>
+        </w:numPr>
+      </w:pPr>
+      <w:r>
+        <w:t>Valid login credentials are available</w:t>
+      </w:r>
+    </w:p>
+    <w:p>
+      <w:pPr>
+        <w:numPr>
+          <w:ilvl w:val="0"/>
+          <w:numId w:val="4"/>
+        </w:numPr>
+      </w:pPr>
+      <w:r>
+        <w:t>User has basic knowledge of system usage</w:t>
+      </w:r>
+    </w:p>
+    <w:p>
+      <w:pPr>
+        <w:spacing w:after="0"/>
+      </w:pPr>
+    </w:p>
+    <w:p>
+      <w:pPr>
+        <w:spacing w:after="0"/>
+      </w:pPr>
+    </w:p>
+    <w:p>
+      <w:pPr>
+        <w:spacing w:after="0"/>
+      </w:pPr>
+      <w:r>
+        <w:t>FR_01: System should allow user to login with valid username and password</w:t>
+      </w:r>
+    </w:p>
+    <w:p>
+      <w:pPr>
+        <w:spacing w:after="0"/>
+      </w:pPr>
+    </w:p>
+    <w:p>
+      <w:pPr>
+        <w:spacing w:after="0"/>
+      </w:pPr>
+      <w:r>
+        <w:t>FR_02: System should not allow login with invalid username and/or password</w:t>
+      </w:r>
+    </w:p>
+    <w:p>
+      <w:pPr>
+        <w:spacing w:after="0"/>
+      </w:pPr>
+    </w:p>
+    <w:p>
+      <w:pPr>
+        <w:spacing w:after="0"/>
+      </w:pPr>
+      <w:r>
+        <w:t>FR_03: System should display appropriate error message for invalid credentials</w:t>
+      </w:r>
+    </w:p>
+    <w:p>
+      <w:pPr>
+        <w:spacing w:after="0"/>
+      </w:pPr>
+    </w:p>
+    <w:p>
+      <w:pPr>
+        <w:spacing w:after="0"/>
+      </w:pPr>
+      <w:r>
+        <w:t>FR_04: System should validate mandatory fields (username and password)</w:t>
+      </w:r>
+    </w:p>
+    <w:p>
+      <w:pPr>
+        <w:spacing w:after="0"/>
+      </w:pPr>
+    </w:p>
+    <w:p>
+      <w:pPr>
+        <w:spacing w:after="0"/>
+      </w:pPr>
+      <w:r>
+        <w:t>FR_05: System should display "Required" message when fields are left empty</w:t>
+      </w:r>
+    </w:p>
+    <w:p>
+      <w:pPr>
+        <w:spacing w:after="0"/>
+      </w:pPr>
+    </w:p>
+    <w:p>
+      <w:pPr>
+        <w:spacing w:after="0"/>
+      </w:pPr>
+      <w:r>
+        <w:t>FR_06: System should redirect user to dashboard after successful login</w:t>
+      </w:r>
+    </w:p>
+    <w:p>
+      <w:pPr>
+        <w:spacing w:after="0"/>
+      </w:pPr>
+    </w:p>
+    <w:p>
+      <w:pPr>
+        <w:spacing w:after="0"/>
+      </w:pPr>
+      <w:r>
+        <w:t>FR_07: System should mask the password field for security</w:t>
+      </w:r>
+    </w:p>
+    <w:p>
+      <w:pPr>
+        <w:spacing w:after="0"/>
+      </w:pPr>
+    </w:p>
+    <w:p>
+      <w:pPr>
+        <w:spacing w:after="0"/>
+      </w:pPr>
+      <w:r>
+        <w:t>FR_08: System should allow user to logout successfully</w:t>
+      </w:r>
+    </w:p>
+    <w:p>
+      <w:pPr>
+        <w:spacing w:after="0"/>
+      </w:pPr>
+    </w:p>
+    <w:p>
+      <w:pPr>
+        <w:spacing w:after="0"/>
+      </w:pPr>
+      <w:r>
+        <w:t>FR_09: System should redirect user to login page after logout</w:t>
+      </w:r>
+    </w:p>
+    <w:p>
+      <w:pPr>
+        <w:spacing w:after="0"/>
+      </w:pPr>
+    </w:p>
+    <w:p>
+      <w:pPr>
+        <w:spacing w:after="0"/>
+      </w:pPr>
+      <w:r>
+        <w:t>FR_10: System should prevent user from accessing dashboard after logout (session termination)</w:t>
+      </w:r>
+    </w:p>
     <w:sectPr>
       <w:pgSz w:w="11906" w:h="16838"/>
       <w:pgMar w:top="720" w:right="720" w:bottom="720" w:left="720" w:header="708" w:footer="708" w:gutter="0"/>
@@ -320,6 +575,155 @@
 <file path=word/numbering.xml><?xml version="1.0" encoding="utf-8"?>
 <w:numbering xmlns:wpc="http://schemas.microsoft.com/office/word/2010/wordprocessingCanvas" xmlns:cx="http://schemas.microsoft.com/office/drawing/2014/chartex" xmlns:cx1="http://schemas.microsoft.com/office/drawing/2015/9/8/chartex" xmlns:cx2="http://schemas.microsoft.com/office/drawing/2015/10/21/chartex" xmlns:cx3="http://schemas.microsoft.com/office/drawing/2016/5/9/chartex" xmlns:cx4="http://schemas.microsoft.com/office/drawing/2016/5/10/chartex" xmlns:cx5="http://schemas.microsoft.com/office/drawing/2016/5/11/chartex" xmlns:cx6="http://schemas.microsoft.com/office/drawing/2016/5/12/chartex" xmlns:cx7="http://schemas.microsoft.com/office/drawing/2016/5/13/chartex" xmlns:cx8="http://schemas.microsoft.com/office/drawing/2016/5/14/chartex" xmlns:mc="http://schemas.openxmlformats.org/markup-compatibility/2006" xmlns:aink="http://schemas.microsoft.com/office/drawing/2016/ink" xmlns:am3d="http://schemas.microsoft.com/office/drawing/2017/model3d" xmlns:o="urn:schemas-microsoft-com:office:office" xmlns:oel="http://schemas.microsoft.com/office/2019/extlst" xmlns:r="http://schemas.openxmlformats.org/officeDocument/2006/relationships" xmlns:m="http://schemas.openxmlformats.org/officeDocument/2006/math" xmlns:v="urn:schemas-microsoft-com:vml" xmlns:wp14="http://schemas.microsoft.com/office/word/2010/wordprocessingDrawing" xmlns:wp="http://schemas.openxmlformats.org/drawingml/2006/wordprocessingDrawing" xmlns:w10="urn:schemas-microsoft-com:office:word" xmlns:w="http://schemas.openxmlformats.org/wordprocessingml/2006/main" xmlns:w14="http://schemas.microsoft.com/office/word/2010/wordml" xmlns:w15="http://schemas.microsoft.com/office/word/2012/wordml" xmlns:w16cex="http://schemas.microsoft.com/office/word/2018/wordml/cex" xmlns:w16cid="http://schemas.microsoft.com/office/word/2016/wordml/cid" xmlns:w16="http://schemas.microsoft.com/office/word/2018/wordml" xmlns:w16du="http://schemas.microsoft.com/office/word/2023/wordml/word16du" xmlns:w16sdtdh="http://schemas.microsoft.com/office/word/2020/wordml/sdtdatahash" xmlns:w16sdtfl="http://schemas.microsoft.com/office/word/2024/wordml/sdtformatlock" xmlns:w16se="http://schemas.microsoft.com/office/word/2015/wordml/symex" xmlns:wpg="http://schemas.microsoft.com/office/word/2010/wordprocessingGroup" xmlns:wpi="http://schemas.microsoft.com/office/word/2010/wordprocessingInk" xmlns:wne="http://schemas.microsoft.com/office/word/2006/wordml" xmlns:wps="http://schemas.microsoft.com/office/word/2010/wordprocessingShape" mc:Ignorable="w14 w15 w16se w16cid w16 w16cex w16sdtdh w16sdtfl w16du wp14">
   <w:abstractNum w:abstractNumId="0" w15:restartNumberingAfterBreak="0">
+    <w:nsid w:val="1BFB2385"/>
+    <w:multiLevelType w:val="multilevel"/>
+    <w:tmpl w:val="A33CA6B4"/>
+    <w:lvl w:ilvl="0">
+      <w:start w:val="1"/>
+      <w:numFmt w:val="bullet"/>
+      <w:lvlText w:val=""/>
+      <w:lvlJc w:val="left"/>
+      <w:pPr>
+        <w:tabs>
+          <w:tab w:val="num" w:pos="720"/>
+        </w:tabs>
+        <w:ind w:left="720" w:hanging="360"/>
+      </w:pPr>
+      <w:rPr>
+        <w:rFonts w:ascii="Symbol" w:hAnsi="Symbol" w:hint="default"/>
+        <w:sz w:val="20"/>
+      </w:rPr>
+    </w:lvl>
+    <w:lvl w:ilvl="1" w:tentative="1">
+      <w:start w:val="1"/>
+      <w:numFmt w:val="bullet"/>
+      <w:lvlText w:val="o"/>
+      <w:lvlJc w:val="left"/>
+      <w:pPr>
+        <w:tabs>
+          <w:tab w:val="num" w:pos="1440"/>
+        </w:tabs>
+        <w:ind w:left="1440" w:hanging="360"/>
+      </w:pPr>
+      <w:rPr>
+        <w:rFonts w:ascii="Courier New" w:hAnsi="Courier New" w:hint="default"/>
+        <w:sz w:val="20"/>
+      </w:rPr>
+    </w:lvl>
+    <w:lvl w:ilvl="2" w:tentative="1">
+      <w:start w:val="1"/>
+      <w:numFmt w:val="bullet"/>
+      <w:lvlText w:val=""/>
+      <w:lvlJc w:val="left"/>
+      <w:pPr>
+        <w:tabs>
+          <w:tab w:val="num" w:pos="2160"/>
+        </w:tabs>
+        <w:ind w:left="2160" w:hanging="360"/>
+      </w:pPr>
+      <w:rPr>
+        <w:rFonts w:ascii="Wingdings" w:hAnsi="Wingdings" w:hint="default"/>
+        <w:sz w:val="20"/>
+      </w:rPr>
+    </w:lvl>
+    <w:lvl w:ilvl="3" w:tentative="1">
+      <w:start w:val="1"/>
+      <w:numFmt w:val="bullet"/>
+      <w:lvlText w:val=""/>
+      <w:lvlJc w:val="left"/>
+      <w:pPr>
+        <w:tabs>
+          <w:tab w:val="num" w:pos="2880"/>
+        </w:tabs>
+        <w:ind w:left="2880" w:hanging="360"/>
+      </w:pPr>
+      <w:rPr>
+        <w:rFonts w:ascii="Wingdings" w:hAnsi="Wingdings" w:hint="default"/>
+        <w:sz w:val="20"/>
+      </w:rPr>
+    </w:lvl>
+    <w:lvl w:ilvl="4" w:tentative="1">
+      <w:start w:val="1"/>
+      <w:numFmt w:val="bullet"/>
+      <w:lvlText w:val=""/>
+      <w:lvlJc w:val="left"/>
+      <w:pPr>
+        <w:tabs>
+          <w:tab w:val="num" w:pos="3600"/>
+        </w:tabs>
+        <w:ind w:left="3600" w:hanging="360"/>
+      </w:pPr>
+      <w:rPr>
+        <w:rFonts w:ascii="Wingdings" w:hAnsi="Wingdings" w:hint="default"/>
+        <w:sz w:val="20"/>
+      </w:rPr>
+    </w:lvl>
+    <w:lvl w:ilvl="5" w:tentative="1">
+      <w:start w:val="1"/>
+      <w:numFmt w:val="bullet"/>
+      <w:lvlText w:val=""/>
+      <w:lvlJc w:val="left"/>
+      <w:pPr>
+        <w:tabs>
+          <w:tab w:val="num" w:pos="4320"/>
+        </w:tabs>
+        <w:ind w:left="4320" w:hanging="360"/>
+      </w:pPr>
+      <w:rPr>
+        <w:rFonts w:ascii="Wingdings" w:hAnsi="Wingdings" w:hint="default"/>
+        <w:sz w:val="20"/>
+      </w:rPr>
+    </w:lvl>
+    <w:lvl w:ilvl="6" w:tentative="1">
+      <w:start w:val="1"/>
+      <w:numFmt w:val="bullet"/>
+      <w:lvlText w:val=""/>
+      <w:lvlJc w:val="left"/>
+      <w:pPr>
+        <w:tabs>
+          <w:tab w:val="num" w:pos="5040"/>
+        </w:tabs>
+        <w:ind w:left="5040" w:hanging="360"/>
+      </w:pPr>
+      <w:rPr>
+        <w:rFonts w:ascii="Wingdings" w:hAnsi="Wingdings" w:hint="default"/>
+        <w:sz w:val="20"/>
+      </w:rPr>
+    </w:lvl>
+    <w:lvl w:ilvl="7" w:tentative="1">
+      <w:start w:val="1"/>
+      <w:numFmt w:val="bullet"/>
+      <w:lvlText w:val=""/>
+      <w:lvlJc w:val="left"/>
+      <w:pPr>
+        <w:tabs>
+          <w:tab w:val="num" w:pos="5760"/>
+        </w:tabs>
+        <w:ind w:left="5760" w:hanging="360"/>
+      </w:pPr>
+      <w:rPr>
+        <w:rFonts w:ascii="Wingdings" w:hAnsi="Wingdings" w:hint="default"/>
+        <w:sz w:val="20"/>
+      </w:rPr>
+    </w:lvl>
+    <w:lvl w:ilvl="8" w:tentative="1">
+      <w:start w:val="1"/>
+      <w:numFmt w:val="bullet"/>
+      <w:lvlText w:val=""/>
+      <w:lvlJc w:val="left"/>
+      <w:pPr>
+        <w:tabs>
+          <w:tab w:val="num" w:pos="6480"/>
+        </w:tabs>
+        <w:ind w:left="6480" w:hanging="360"/>
+      </w:pPr>
+      <w:rPr>
+        <w:rFonts w:ascii="Wingdings" w:hAnsi="Wingdings" w:hint="default"/>
+        <w:sz w:val="20"/>
+      </w:rPr>
+    </w:lvl>
+  </w:abstractNum>
+  <w:abstractNum w:abstractNumId="1" w15:restartNumberingAfterBreak="0">
     <w:nsid w:val="3E743669"/>
     <w:multiLevelType w:val="multilevel"/>
     <w:tmpl w:val="4BCC6AA2"/>
@@ -468,7 +872,7 @@
       </w:rPr>
     </w:lvl>
   </w:abstractNum>
-  <w:abstractNum w:abstractNumId="1" w15:restartNumberingAfterBreak="0">
+  <w:abstractNum w:abstractNumId="2" w15:restartNumberingAfterBreak="0">
     <w:nsid w:val="41022728"/>
     <w:multiLevelType w:val="multilevel"/>
     <w:tmpl w:val="C3E22920"/>
@@ -617,7 +1021,7 @@
       </w:rPr>
     </w:lvl>
   </w:abstractNum>
-  <w:abstractNum w:abstractNumId="2" w15:restartNumberingAfterBreak="0">
+  <w:abstractNum w:abstractNumId="3" w15:restartNumberingAfterBreak="0">
     <w:nsid w:val="532922F6"/>
     <w:multiLevelType w:val="multilevel"/>
     <w:tmpl w:val="FB361470"/>
@@ -766,13 +1170,168 @@
       </w:rPr>
     </w:lvl>
   </w:abstractNum>
+  <w:abstractNum w:abstractNumId="4" w15:restartNumberingAfterBreak="0">
+    <w:nsid w:val="6D52361E"/>
+    <w:multiLevelType w:val="multilevel"/>
+    <w:tmpl w:val="ADD09ED6"/>
+    <w:lvl w:ilvl="0">
+      <w:start w:val="1"/>
+      <w:numFmt w:val="bullet"/>
+      <w:lvlText w:val=""/>
+      <w:lvlJc w:val="left"/>
+      <w:pPr>
+        <w:tabs>
+          <w:tab w:val="num" w:pos="720"/>
+        </w:tabs>
+        <w:ind w:left="720" w:hanging="360"/>
+      </w:pPr>
+      <w:rPr>
+        <w:rFonts w:ascii="Symbol" w:hAnsi="Symbol" w:hint="default"/>
+        <w:sz w:val="20"/>
+      </w:rPr>
+    </w:lvl>
+    <w:lvl w:ilvl="1" w:tentative="1">
+      <w:start w:val="1"/>
+      <w:numFmt w:val="bullet"/>
+      <w:lvlText w:val="o"/>
+      <w:lvlJc w:val="left"/>
+      <w:pPr>
+        <w:tabs>
+          <w:tab w:val="num" w:pos="1440"/>
+        </w:tabs>
+        <w:ind w:left="1440" w:hanging="360"/>
+      </w:pPr>
+      <w:rPr>
+        <w:rFonts w:ascii="Courier New" w:hAnsi="Courier New" w:hint="default"/>
+        <w:sz w:val="20"/>
+      </w:rPr>
+    </w:lvl>
+    <w:lvl w:ilvl="2" w:tentative="1">
+      <w:start w:val="1"/>
+      <w:numFmt w:val="bullet"/>
+      <w:lvlText w:val=""/>
+      <w:lvlJc w:val="left"/>
+      <w:pPr>
+        <w:tabs>
+          <w:tab w:val="num" w:pos="2160"/>
+        </w:tabs>
+        <w:ind w:left="2160" w:hanging="360"/>
+      </w:pPr>
+      <w:rPr>
+        <w:rFonts w:ascii="Wingdings" w:hAnsi="Wingdings" w:hint="default"/>
+        <w:sz w:val="20"/>
+      </w:rPr>
+    </w:lvl>
+    <w:lvl w:ilvl="3" w:tentative="1">
+      <w:start w:val="1"/>
+      <w:numFmt w:val="bullet"/>
+      <w:lvlText w:val=""/>
+      <w:lvlJc w:val="left"/>
+      <w:pPr>
+        <w:tabs>
+          <w:tab w:val="num" w:pos="2880"/>
+        </w:tabs>
+        <w:ind w:left="2880" w:hanging="360"/>
+      </w:pPr>
+      <w:rPr>
+        <w:rFonts w:ascii="Wingdings" w:hAnsi="Wingdings" w:hint="default"/>
+        <w:sz w:val="20"/>
+      </w:rPr>
+    </w:lvl>
+    <w:lvl w:ilvl="4" w:tentative="1">
+      <w:start w:val="1"/>
+      <w:numFmt w:val="bullet"/>
+      <w:lvlText w:val=""/>
+      <w:lvlJc w:val="left"/>
+      <w:pPr>
+        <w:tabs>
+          <w:tab w:val="num" w:pos="3600"/>
+        </w:tabs>
+        <w:ind w:left="3600" w:hanging="360"/>
+      </w:pPr>
+      <w:rPr>
+        <w:rFonts w:ascii="Wingdings" w:hAnsi="Wingdings" w:hint="default"/>
+        <w:sz w:val="20"/>
+      </w:rPr>
+    </w:lvl>
+    <w:lvl w:ilvl="5" w:tentative="1">
+      <w:start w:val="1"/>
+      <w:numFmt w:val="bullet"/>
+      <w:lvlText w:val=""/>
+      <w:lvlJc w:val="left"/>
+      <w:pPr>
+        <w:tabs>
+          <w:tab w:val="num" w:pos="4320"/>
+        </w:tabs>
+        <w:ind w:left="4320" w:hanging="360"/>
+      </w:pPr>
+      <w:rPr>
+        <w:rFonts w:ascii="Wingdings" w:hAnsi="Wingdings" w:hint="default"/>
+        <w:sz w:val="20"/>
+      </w:rPr>
+    </w:lvl>
+    <w:lvl w:ilvl="6" w:tentative="1">
+      <w:start w:val="1"/>
+      <w:numFmt w:val="bullet"/>
+      <w:lvlText w:val=""/>
+      <w:lvlJc w:val="left"/>
+      <w:pPr>
+        <w:tabs>
+          <w:tab w:val="num" w:pos="5040"/>
+        </w:tabs>
+        <w:ind w:left="5040" w:hanging="360"/>
+      </w:pPr>
+      <w:rPr>
+        <w:rFonts w:ascii="Wingdings" w:hAnsi="Wingdings" w:hint="default"/>
+        <w:sz w:val="20"/>
+      </w:rPr>
+    </w:lvl>
+    <w:lvl w:ilvl="7" w:tentative="1">
+      <w:start w:val="1"/>
+      <w:numFmt w:val="bullet"/>
+      <w:lvlText w:val=""/>
+      <w:lvlJc w:val="left"/>
+      <w:pPr>
+        <w:tabs>
+          <w:tab w:val="num" w:pos="5760"/>
+        </w:tabs>
+        <w:ind w:left="5760" w:hanging="360"/>
+      </w:pPr>
+      <w:rPr>
+        <w:rFonts w:ascii="Wingdings" w:hAnsi="Wingdings" w:hint="default"/>
+        <w:sz w:val="20"/>
+      </w:rPr>
+    </w:lvl>
+    <w:lvl w:ilvl="8" w:tentative="1">
+      <w:start w:val="1"/>
+      <w:numFmt w:val="bullet"/>
+      <w:lvlText w:val=""/>
+      <w:lvlJc w:val="left"/>
+      <w:pPr>
+        <w:tabs>
+          <w:tab w:val="num" w:pos="6480"/>
+        </w:tabs>
+        <w:ind w:left="6480" w:hanging="360"/>
+      </w:pPr>
+      <w:rPr>
+        <w:rFonts w:ascii="Wingdings" w:hAnsi="Wingdings" w:hint="default"/>
+        <w:sz w:val="20"/>
+      </w:rPr>
+    </w:lvl>
+  </w:abstractNum>
   <w:num w:numId="1" w16cid:durableId="2105376628">
+    <w:abstractNumId w:val="2"/>
+  </w:num>
+  <w:num w:numId="2" w16cid:durableId="1024015268">
+    <w:abstractNumId w:val="3"/>
+  </w:num>
+  <w:num w:numId="3" w16cid:durableId="581108835">
     <w:abstractNumId w:val="1"/>
   </w:num>
-  <w:num w:numId="2" w16cid:durableId="1024015268">
-    <w:abstractNumId w:val="2"/>
+  <w:num w:numId="4" w16cid:durableId="2003073851">
+    <w:abstractNumId w:val="4"/>
   </w:num>
-  <w:num w:numId="3" w16cid:durableId="581108835">
+  <w:num w:numId="5" w16cid:durableId="1871337363">
     <w:abstractNumId w:val="0"/>
   </w:num>
 </w:numbering>
@@ -1381,6 +1940,7 @@
   <w:style w:type="character" w:default="1" w:styleId="DefaultParagraphFont">
     <w:name w:val="Default Paragraph Font"/>
     <w:uiPriority w:val="1"/>
+    <w:semiHidden/>
     <w:unhideWhenUsed/>
   </w:style>
   <w:style w:type="table" w:default="1" w:styleId="TableNormal">
